--- a/klagomål/A 24467-2026 FSC-klagomål.docx
+++ b/klagomål/A 24467-2026 FSC-klagomål.docx
@@ -819,7 +819,7 @@
     <w:r>
       <w:tab/>
       <w:tab/>
-      <w:t>2026-05-29</w:t>
+      <w:t>2026-05-30</w:t>
       <w:br/>
       <w:br/>
     </w:r>

--- a/klagomål/A 24467-2026 FSC-klagomål.docx
+++ b/klagomål/A 24467-2026 FSC-klagomål.docx
@@ -819,7 +819,7 @@
     <w:r>
       <w:tab/>
       <w:tab/>
-      <w:t>2026-05-30</w:t>
+      <w:t>2026-05-31</w:t>
       <w:br/>
       <w:br/>
     </w:r>

--- a/klagomål/A 24467-2026 FSC-klagomål.docx
+++ b/klagomål/A 24467-2026 FSC-klagomål.docx
@@ -819,7 +819,7 @@
     <w:r>
       <w:tab/>
       <w:tab/>
-      <w:t>2026-05-31</w:t>
+      <w:t>2026-06-01</w:t>
       <w:br/>
       <w:br/>
     </w:r>

--- a/klagomål/A 24467-2026 FSC-klagomål.docx
+++ b/klagomål/A 24467-2026 FSC-klagomål.docx
@@ -819,7 +819,7 @@
     <w:r>
       <w:tab/>
       <w:tab/>
-      <w:t>2026-06-01</w:t>
+      <w:t>2026-06-02</w:t>
       <w:br/>
       <w:br/>
     </w:r>

--- a/klagomål/A 24467-2026 FSC-klagomål.docx
+++ b/klagomål/A 24467-2026 FSC-klagomål.docx
@@ -819,7 +819,7 @@
     <w:r>
       <w:tab/>
       <w:tab/>
-      <w:t>2026-06-02</w:t>
+      <w:t>2026-06-03</w:t>
       <w:br/>
       <w:br/>
     </w:r>

--- a/klagomål/A 24467-2026 FSC-klagomål.docx
+++ b/klagomål/A 24467-2026 FSC-klagomål.docx
@@ -819,7 +819,7 @@
     <w:r>
       <w:tab/>
       <w:tab/>
-      <w:t>2026-06-03</w:t>
+      <w:t>2026-06-04</w:t>
       <w:br/>
       <w:br/>
     </w:r>

--- a/klagomål/A 24467-2026 FSC-klagomål.docx
+++ b/klagomål/A 24467-2026 FSC-klagomål.docx
@@ -819,7 +819,7 @@
     <w:r>
       <w:tab/>
       <w:tab/>
-      <w:t>2026-06-04</w:t>
+      <w:t>2026-06-05</w:t>
       <w:br/>
       <w:br/>
     </w:r>
